--- a/一簡多繁辨析講義/200. 滷、鹵→卤、澛.docx
+++ b/一簡多繁辨析講義/200. 滷、鹵→卤、澛.docx
@@ -85,7 +85,7 @@
           <w:szCs w:val="30"/>
           <w:lang w:val="en-US" w:eastAsia="zh-TW"/>
         </w:rPr>
-        <w:t>。注意「滷」一般簡化為「卤」但有時亦可簡化為「澛」（只因「瀂」之簡化字為「澛」，而「瀂」並非教育部考定正</w:t>
+        <w:t>。注意「滷」通常</w:t>
       </w:r>
       <w:bookmarkStart w:id="0" w:name="_GoBack"/>
       <w:bookmarkEnd w:id="0"/>
@@ -96,7 +96,7 @@
           <w:szCs w:val="30"/>
           <w:lang w:val="en-US" w:eastAsia="zh-TW"/>
         </w:rPr>
-        <w:t>字而僅為「滷」之異體字），而「鹵」則只能簡化為「卤」。</w:t>
+        <w:t>簡化為「卤」但有時亦可簡化為「澛」（只因「瀂」之簡化字為「澛」，而「瀂」並非教育部考定正字而僅為「滷」之異體字），而「鹵」則只能簡化為「卤」。</w:t>
       </w:r>
     </w:p>
     <w:p>
